--- a/BaiKiemTraDauGio.docx
+++ b/BaiKiemTraDauGio.docx
@@ -64,10 +64,10 @@
           <w:szCs w:val="28"/>
         </w:rPr>
         <w:drawing>
-          <wp:inline distT="0" distB="0" distL="0" distR="0" wp14:anchorId="790308F6" wp14:editId="4E8A2439">
+          <wp:inline distT="0" distB="0" distL="0" distR="0" wp14:anchorId="62E55EF5" wp14:editId="4DC71CBB">
             <wp:extent cx="5731510" cy="3582035"/>
             <wp:effectExtent l="0" t="0" r="2540" b="0"/>
-            <wp:docPr id="2054003322" name="Picture 1"/>
+            <wp:docPr id="1" name="Picture 1"/>
             <wp:cNvGraphicFramePr>
               <a:graphicFrameLocks xmlns:a="http://schemas.openxmlformats.org/drawingml/2006/main" noChangeAspect="1"/>
             </wp:cNvGraphicFramePr>
@@ -75,8 +75,10 @@
               <a:graphicData uri="http://schemas.openxmlformats.org/drawingml/2006/picture">
                 <pic:pic xmlns:pic="http://schemas.openxmlformats.org/drawingml/2006/picture">
                   <pic:nvPicPr>
-                    <pic:cNvPr id="2054003322" name="Picture 2054003322"/>
-                    <pic:cNvPicPr/>
+                    <pic:cNvPr id="0" name="Picture 1"/>
+                    <pic:cNvPicPr>
+                      <a:picLocks noChangeAspect="1" noChangeArrowheads="1"/>
+                    </pic:cNvPicPr>
                   </pic:nvPicPr>
                   <pic:blipFill>
                     <a:blip r:embed="rId7" cstate="print">
@@ -86,11 +88,12 @@
                         </a:ext>
                       </a:extLst>
                     </a:blip>
+                    <a:srcRect/>
                     <a:stretch>
                       <a:fillRect/>
                     </a:stretch>
                   </pic:blipFill>
-                  <pic:spPr>
+                  <pic:spPr bwMode="auto">
                     <a:xfrm>
                       <a:off x="0" y="0"/>
                       <a:ext cx="5731510" cy="3582035"/>
@@ -98,6 +101,10 @@
                     <a:prstGeom prst="rect">
                       <a:avLst/>
                     </a:prstGeom>
+                    <a:noFill/>
+                    <a:ln>
+                      <a:noFill/>
+                    </a:ln>
                   </pic:spPr>
                 </pic:pic>
               </a:graphicData>
@@ -108,15 +115,43 @@
       <w:r>
         <w:rPr>
           <w:rFonts w:asciiTheme="majorHAnsi" w:hAnsiTheme="majorHAnsi" w:cstheme="majorHAnsi"/>
+          <w:sz w:val="28"/>
+          <w:szCs w:val="28"/>
+        </w:rPr>
+        <w:t xml:space="preserve"> </w:t>
+      </w:r>
+    </w:p>
+    <w:p>
+      <w:pPr>
+        <w:ind w:firstLine="567"/>
+        <w:rPr>
+          <w:rFonts w:asciiTheme="majorHAnsi" w:hAnsiTheme="majorHAnsi" w:cstheme="majorHAnsi"/>
+          <w:sz w:val="28"/>
+          <w:szCs w:val="28"/>
+        </w:rPr>
+      </w:pPr>
+    </w:p>
+    <w:p>
+      <w:pPr>
+        <w:ind w:firstLine="567"/>
+        <w:rPr>
+          <w:rFonts w:asciiTheme="majorHAnsi" w:hAnsiTheme="majorHAnsi" w:cstheme="majorHAnsi"/>
+          <w:sz w:val="28"/>
+          <w:szCs w:val="28"/>
+        </w:rPr>
+      </w:pPr>
+      <w:r>
+        <w:rPr>
+          <w:rFonts w:asciiTheme="majorHAnsi" w:hAnsiTheme="majorHAnsi" w:cstheme="majorHAnsi"/>
           <w:noProof/>
           <w:sz w:val="28"/>
           <w:szCs w:val="28"/>
         </w:rPr>
         <w:drawing>
-          <wp:inline distT="0" distB="0" distL="0" distR="0" wp14:anchorId="198BB51B" wp14:editId="715E6D0B">
+          <wp:inline distT="0" distB="0" distL="0" distR="0" wp14:anchorId="02D90FE5" wp14:editId="367B0022">
             <wp:extent cx="5731510" cy="3582035"/>
             <wp:effectExtent l="0" t="0" r="2540" b="0"/>
-            <wp:docPr id="1487426343" name="Picture 2"/>
+            <wp:docPr id="2" name="Picture 2"/>
             <wp:cNvGraphicFramePr>
               <a:graphicFrameLocks xmlns:a="http://schemas.openxmlformats.org/drawingml/2006/main" noChangeAspect="1"/>
             </wp:cNvGraphicFramePr>
@@ -124,8 +159,10 @@
               <a:graphicData uri="http://schemas.openxmlformats.org/drawingml/2006/picture">
                 <pic:pic xmlns:pic="http://schemas.openxmlformats.org/drawingml/2006/picture">
                   <pic:nvPicPr>
-                    <pic:cNvPr id="1487426343" name="Picture 1487426343"/>
-                    <pic:cNvPicPr/>
+                    <pic:cNvPr id="0" name="Picture 2"/>
+                    <pic:cNvPicPr>
+                      <a:picLocks noChangeAspect="1" noChangeArrowheads="1"/>
+                    </pic:cNvPicPr>
                   </pic:nvPicPr>
                   <pic:blipFill>
                     <a:blip r:embed="rId8" cstate="print">
@@ -135,11 +172,12 @@
                         </a:ext>
                       </a:extLst>
                     </a:blip>
+                    <a:srcRect/>
                     <a:stretch>
                       <a:fillRect/>
                     </a:stretch>
                   </pic:blipFill>
-                  <pic:spPr>
+                  <pic:spPr bwMode="auto">
                     <a:xfrm>
                       <a:off x="0" y="0"/>
                       <a:ext cx="5731510" cy="3582035"/>
@@ -147,6 +185,10 @@
                     <a:prstGeom prst="rect">
                       <a:avLst/>
                     </a:prstGeom>
+                    <a:noFill/>
+                    <a:ln>
+                      <a:noFill/>
+                    </a:ln>
                   </pic:spPr>
                 </pic:pic>
               </a:graphicData>
@@ -196,6 +238,7 @@
           <w:sz w:val="28"/>
           <w:szCs w:val="28"/>
         </w:rPr>
+        <w:lastRenderedPageBreak/>
         <w:t>Tại sao dòng log logger.info(...) không hiển thị ra màn hình Console khi chạy thử?</w:t>
       </w:r>
     </w:p>
@@ -214,7 +257,6 @@
           <w:sz w:val="28"/>
           <w:szCs w:val="28"/>
         </w:rPr>
-        <w:lastRenderedPageBreak/>
         <w:t>Dòng log logger.info(...) không hiển thị vì mức độ log được cấu hình là logging.WARNING. Điều này có nghĩa là chỉ những thông điệp có mức độ WARNING trở lên mới được hiển thị.</w:t>
       </w:r>
     </w:p>
